--- a/LETTERHEAD BK exports for Aifta.docx
+++ b/LETTERHEAD BK exports for Aifta.docx
@@ -975,26 +975,26 @@
           <w:sz w:val="24"/>
           <w:szCs w:val="24"/>
         </w:rPr>
-        <w:t>16.12</w:t>
+        <w:t>23.01</w:t>
+      </w:r>
+      <w:r>
+        <w:rPr>
+          <w:b/>
+          <w:sz w:val="24"/>
+          <w:szCs w:val="24"/>
+        </w:rPr>
+        <w:t>.202</w:t>
+      </w:r>
+      <w:r>
+        <w:rPr>
+          <w:b/>
+          <w:sz w:val="24"/>
+          <w:szCs w:val="24"/>
+        </w:rPr>
+        <w:t>6</w:t>
       </w:r>
       <w:bookmarkStart w:id="1" w:name="_GoBack"/>
       <w:bookmarkEnd w:id="1"/>
-      <w:r>
-        <w:rPr>
-          <w:b/>
-          <w:sz w:val="24"/>
-          <w:szCs w:val="24"/>
-        </w:rPr>
-        <w:t>.202</w:t>
-      </w:r>
-      <w:r>
-        <w:rPr>
-          <w:b/>
-          <w:sz w:val="24"/>
-          <w:szCs w:val="24"/>
-        </w:rPr>
-        <w:t>5</w:t>
-      </w:r>
     </w:p>
     <w:p>
       <w:pPr>

--- a/LETTERHEAD BK exports for Aifta.docx
+++ b/LETTERHEAD BK exports for Aifta.docx
@@ -484,7 +484,7 @@
               </wp:anchor>
             </w:drawing>
           </mc:Choice>
-          <mc:Fallback xmlns:w16se="http://schemas.microsoft.com/office/word/2015/wordml/symex" xmlns:w16cid="http://schemas.microsoft.com/office/word/2016/wordml/cid" xmlns:am3d="http://schemas.microsoft.com/office/drawing/2017/model3d" xmlns:aink="http://schemas.microsoft.com/office/drawing/2016/ink" xmlns:cx8="http://schemas.microsoft.com/office/drawing/2016/5/14/chartex" xmlns:cx7="http://schemas.microsoft.com/office/drawing/2016/5/13/chartex" xmlns:cx6="http://schemas.microsoft.com/office/drawing/2016/5/12/chartex" xmlns:cx5="http://schemas.microsoft.com/office/drawing/2016/5/11/chartex" xmlns:cx4="http://schemas.microsoft.com/office/drawing/2016/5/10/chartex" xmlns:cx3="http://schemas.microsoft.com/office/drawing/2016/5/9/chartex" xmlns:cx2="http://schemas.microsoft.com/office/drawing/2015/10/21/chartex" xmlns:cx1="http://schemas.microsoft.com/office/drawing/2015/9/8/chartex" xmlns:cx="http://schemas.microsoft.com/office/drawing/2014/chartex">
+          <mc:Fallback xmlns:cx="http://schemas.microsoft.com/office/drawing/2014/chartex" xmlns:cx1="http://schemas.microsoft.com/office/drawing/2015/9/8/chartex" xmlns:cx2="http://schemas.microsoft.com/office/drawing/2015/10/21/chartex" xmlns:cx3="http://schemas.microsoft.com/office/drawing/2016/5/9/chartex" xmlns:cx4="http://schemas.microsoft.com/office/drawing/2016/5/10/chartex" xmlns:cx5="http://schemas.microsoft.com/office/drawing/2016/5/11/chartex" xmlns:cx6="http://schemas.microsoft.com/office/drawing/2016/5/12/chartex" xmlns:cx7="http://schemas.microsoft.com/office/drawing/2016/5/13/chartex" xmlns:cx8="http://schemas.microsoft.com/office/drawing/2016/5/14/chartex" xmlns:aink="http://schemas.microsoft.com/office/drawing/2016/ink" xmlns:am3d="http://schemas.microsoft.com/office/drawing/2017/model3d" xmlns:w16cid="http://schemas.microsoft.com/office/word/2016/wordml/cid" xmlns:w16se="http://schemas.microsoft.com/office/word/2015/wordml/symex">
             <w:pict>
               <v:group w14:anchorId="32DDAFC1" id="Group 6" o:spid="_x0000_s1026" style="position:absolute;margin-left:-1pt;margin-top:-1pt;width:597.2pt;height:112.4pt;z-index:-15755776;mso-position-horizontal-relative:page;mso-position-vertical-relative:page" coordorigin="-20,-20" coordsize="11944,2248" o:gfxdata="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">
                 <v:rect id="Rectangle 16" o:spid="_x0000_s1027" style="position:absolute;width:11904;height:2208;visibility:visible;mso-wrap-style:square;v-text-anchor:top" o:gfxdata="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" fillcolor="#dbedf4" stroked="f"/>
@@ -695,7 +695,7 @@
               </wp:anchor>
             </w:drawing>
           </mc:Choice>
-          <mc:Fallback xmlns:w16se="http://schemas.microsoft.com/office/word/2015/wordml/symex" xmlns:w16cid="http://schemas.microsoft.com/office/word/2016/wordml/cid" xmlns:am3d="http://schemas.microsoft.com/office/drawing/2017/model3d" xmlns:aink="http://schemas.microsoft.com/office/drawing/2016/ink" xmlns:cx8="http://schemas.microsoft.com/office/drawing/2016/5/14/chartex" xmlns:cx7="http://schemas.microsoft.com/office/drawing/2016/5/13/chartex" xmlns:cx6="http://schemas.microsoft.com/office/drawing/2016/5/12/chartex" xmlns:cx5="http://schemas.microsoft.com/office/drawing/2016/5/11/chartex" xmlns:cx4="http://schemas.microsoft.com/office/drawing/2016/5/10/chartex" xmlns:cx3="http://schemas.microsoft.com/office/drawing/2016/5/9/chartex" xmlns:cx2="http://schemas.microsoft.com/office/drawing/2015/10/21/chartex" xmlns:cx1="http://schemas.microsoft.com/office/drawing/2015/9/8/chartex" xmlns:cx="http://schemas.microsoft.com/office/drawing/2014/chartex">
+          <mc:Fallback xmlns:cx="http://schemas.microsoft.com/office/drawing/2014/chartex" xmlns:cx1="http://schemas.microsoft.com/office/drawing/2015/9/8/chartex" xmlns:cx2="http://schemas.microsoft.com/office/drawing/2015/10/21/chartex" xmlns:cx3="http://schemas.microsoft.com/office/drawing/2016/5/9/chartex" xmlns:cx4="http://schemas.microsoft.com/office/drawing/2016/5/10/chartex" xmlns:cx5="http://schemas.microsoft.com/office/drawing/2016/5/11/chartex" xmlns:cx6="http://schemas.microsoft.com/office/drawing/2016/5/12/chartex" xmlns:cx7="http://schemas.microsoft.com/office/drawing/2016/5/13/chartex" xmlns:cx8="http://schemas.microsoft.com/office/drawing/2016/5/14/chartex" xmlns:aink="http://schemas.microsoft.com/office/drawing/2016/ink" xmlns:am3d="http://schemas.microsoft.com/office/drawing/2017/model3d" xmlns:w16cid="http://schemas.microsoft.com/office/word/2016/wordml/cid" xmlns:w16se="http://schemas.microsoft.com/office/word/2015/wordml/symex">
             <w:pict>
               <v:group w14:anchorId="313E9DE8" id="Group 2" o:spid="_x0000_s1026" style="position:absolute;margin-left:0;margin-top:824.4pt;width:595.35pt;height:17.5pt;z-index:15729152;mso-position-horizontal-relative:page;mso-position-vertical-relative:page" coordorigin=",16488" coordsize="11907,350" o:gfxdata="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">
                 <v:rect id="Rectangle 5" o:spid="_x0000_s1027" style="position:absolute;top:16508;width:11907;height:330;visibility:visible;mso-wrap-style:square;v-text-anchor:top" o:gfxdata="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" fillcolor="#dbedf4" stroked="f"/>
@@ -975,26 +975,26 @@
           <w:sz w:val="24"/>
           <w:szCs w:val="24"/>
         </w:rPr>
-        <w:t>23.01</w:t>
-      </w:r>
-      <w:r>
-        <w:rPr>
-          <w:b/>
-          <w:sz w:val="24"/>
-          <w:szCs w:val="24"/>
-        </w:rPr>
-        <w:t>.202</w:t>
-      </w:r>
-      <w:r>
-        <w:rPr>
-          <w:b/>
-          <w:sz w:val="24"/>
-          <w:szCs w:val="24"/>
-        </w:rPr>
-        <w:t>6</w:t>
+        <w:t>07.04</w:t>
       </w:r>
       <w:bookmarkStart w:id="1" w:name="_GoBack"/>
       <w:bookmarkEnd w:id="1"/>
+      <w:r>
+        <w:rPr>
+          <w:b/>
+          <w:sz w:val="24"/>
+          <w:szCs w:val="24"/>
+        </w:rPr>
+        <w:t>.202</w:t>
+      </w:r>
+      <w:r>
+        <w:rPr>
+          <w:b/>
+          <w:sz w:val="24"/>
+          <w:szCs w:val="24"/>
+        </w:rPr>
+        <w:t>6</w:t>
+      </w:r>
     </w:p>
     <w:p>
       <w:pPr>

--- a/LETTERHEAD BK exports for Aifta.docx
+++ b/LETTERHEAD BK exports for Aifta.docx
@@ -484,7 +484,7 @@
               </wp:anchor>
             </w:drawing>
           </mc:Choice>
-          <mc:Fallback xmlns:cx="http://schemas.microsoft.com/office/drawing/2014/chartex" xmlns:cx1="http://schemas.microsoft.com/office/drawing/2015/9/8/chartex" xmlns:cx2="http://schemas.microsoft.com/office/drawing/2015/10/21/chartex" xmlns:cx3="http://schemas.microsoft.com/office/drawing/2016/5/9/chartex" xmlns:cx4="http://schemas.microsoft.com/office/drawing/2016/5/10/chartex" xmlns:cx5="http://schemas.microsoft.com/office/drawing/2016/5/11/chartex" xmlns:cx6="http://schemas.microsoft.com/office/drawing/2016/5/12/chartex" xmlns:cx7="http://schemas.microsoft.com/office/drawing/2016/5/13/chartex" xmlns:cx8="http://schemas.microsoft.com/office/drawing/2016/5/14/chartex" xmlns:aink="http://schemas.microsoft.com/office/drawing/2016/ink" xmlns:am3d="http://schemas.microsoft.com/office/drawing/2017/model3d" xmlns:w16cid="http://schemas.microsoft.com/office/word/2016/wordml/cid" xmlns:w16se="http://schemas.microsoft.com/office/word/2015/wordml/symex">
+          <mc:Fallback xmlns:w16se="http://schemas.microsoft.com/office/word/2015/wordml/symex" xmlns:w16cid="http://schemas.microsoft.com/office/word/2016/wordml/cid" xmlns:am3d="http://schemas.microsoft.com/office/drawing/2017/model3d" xmlns:aink="http://schemas.microsoft.com/office/drawing/2016/ink" xmlns:cx8="http://schemas.microsoft.com/office/drawing/2016/5/14/chartex" xmlns:cx7="http://schemas.microsoft.com/office/drawing/2016/5/13/chartex" xmlns:cx6="http://schemas.microsoft.com/office/drawing/2016/5/12/chartex" xmlns:cx5="http://schemas.microsoft.com/office/drawing/2016/5/11/chartex" xmlns:cx4="http://schemas.microsoft.com/office/drawing/2016/5/10/chartex" xmlns:cx3="http://schemas.microsoft.com/office/drawing/2016/5/9/chartex" xmlns:cx2="http://schemas.microsoft.com/office/drawing/2015/10/21/chartex" xmlns:cx1="http://schemas.microsoft.com/office/drawing/2015/9/8/chartex" xmlns:cx="http://schemas.microsoft.com/office/drawing/2014/chartex">
             <w:pict>
               <v:group w14:anchorId="32DDAFC1" id="Group 6" o:spid="_x0000_s1026" style="position:absolute;margin-left:-1pt;margin-top:-1pt;width:597.2pt;height:112.4pt;z-index:-15755776;mso-position-horizontal-relative:page;mso-position-vertical-relative:page" coordorigin="-20,-20" coordsize="11944,2248" o:gfxdata="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">
                 <v:rect id="Rectangle 16" o:spid="_x0000_s1027" style="position:absolute;width:11904;height:2208;visibility:visible;mso-wrap-style:square;v-text-anchor:top" o:gfxdata="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" fillcolor="#dbedf4" stroked="f"/>
@@ -695,7 +695,7 @@
               </wp:anchor>
             </w:drawing>
           </mc:Choice>
-          <mc:Fallback xmlns:cx="http://schemas.microsoft.com/office/drawing/2014/chartex" xmlns:cx1="http://schemas.microsoft.com/office/drawing/2015/9/8/chartex" xmlns:cx2="http://schemas.microsoft.com/office/drawing/2015/10/21/chartex" xmlns:cx3="http://schemas.microsoft.com/office/drawing/2016/5/9/chartex" xmlns:cx4="http://schemas.microsoft.com/office/drawing/2016/5/10/chartex" xmlns:cx5="http://schemas.microsoft.com/office/drawing/2016/5/11/chartex" xmlns:cx6="http://schemas.microsoft.com/office/drawing/2016/5/12/chartex" xmlns:cx7="http://schemas.microsoft.com/office/drawing/2016/5/13/chartex" xmlns:cx8="http://schemas.microsoft.com/office/drawing/2016/5/14/chartex" xmlns:aink="http://schemas.microsoft.com/office/drawing/2016/ink" xmlns:am3d="http://schemas.microsoft.com/office/drawing/2017/model3d" xmlns:w16cid="http://schemas.microsoft.com/office/word/2016/wordml/cid" xmlns:w16se="http://schemas.microsoft.com/office/word/2015/wordml/symex">
+          <mc:Fallback xmlns:w16se="http://schemas.microsoft.com/office/word/2015/wordml/symex" xmlns:w16cid="http://schemas.microsoft.com/office/word/2016/wordml/cid" xmlns:am3d="http://schemas.microsoft.com/office/drawing/2017/model3d" xmlns:aink="http://schemas.microsoft.com/office/drawing/2016/ink" xmlns:cx8="http://schemas.microsoft.com/office/drawing/2016/5/14/chartex" xmlns:cx7="http://schemas.microsoft.com/office/drawing/2016/5/13/chartex" xmlns:cx6="http://schemas.microsoft.com/office/drawing/2016/5/12/chartex" xmlns:cx5="http://schemas.microsoft.com/office/drawing/2016/5/11/chartex" xmlns:cx4="http://schemas.microsoft.com/office/drawing/2016/5/10/chartex" xmlns:cx3="http://schemas.microsoft.com/office/drawing/2016/5/9/chartex" xmlns:cx2="http://schemas.microsoft.com/office/drawing/2015/10/21/chartex" xmlns:cx1="http://schemas.microsoft.com/office/drawing/2015/9/8/chartex" xmlns:cx="http://schemas.microsoft.com/office/drawing/2014/chartex">
             <w:pict>
               <v:group w14:anchorId="313E9DE8" id="Group 2" o:spid="_x0000_s1026" style="position:absolute;margin-left:0;margin-top:824.4pt;width:595.35pt;height:17.5pt;z-index:15729152;mso-position-horizontal-relative:page;mso-position-vertical-relative:page" coordorigin=",16488" coordsize="11907,350" o:gfxdata="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">
                 <v:rect id="Rectangle 5" o:spid="_x0000_s1027" style="position:absolute;top:16508;width:11907;height:330;visibility:visible;mso-wrap-style:square;v-text-anchor:top" o:gfxdata="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" fillcolor="#dbedf4" stroked="f"/>
@@ -975,10 +975,18 @@
           <w:sz w:val="24"/>
           <w:szCs w:val="24"/>
         </w:rPr>
-        <w:t>07.04</w:t>
+        <w:t>10</w:t>
       </w:r>
       <w:bookmarkStart w:id="1" w:name="_GoBack"/>
       <w:bookmarkEnd w:id="1"/>
+      <w:r>
+        <w:rPr>
+          <w:b/>
+          <w:sz w:val="24"/>
+          <w:szCs w:val="24"/>
+        </w:rPr>
+        <w:t>.04</w:t>
+      </w:r>
       <w:r>
         <w:rPr>
           <w:b/>
